--- a/Python 3 - Nivel Inicial/Notas_clase_2.docx
+++ b/Python 3 - Nivel Inicial/Notas_clase_2.docx
@@ -72,14 +72,75 @@
     <w:p/>
     <w:p>
       <w:r>
-        <w:t>En Python no existe el tipo de obj de array, sino que se tiene el tipo de obj de lista, que es una colección de objetos. Con una lista no se pueden hacer el tipo de operaciones matemáticas que se hacen con los arrays, que en otros leng existen como obj.</w:t>
+        <w:t xml:space="preserve">En Python no existe el tipo de </w:t>
+      </w:r>
+      <w:proofErr w:type="spellStart"/>
+      <w:r>
+        <w:t>obj</w:t>
+      </w:r>
+      <w:proofErr w:type="spellEnd"/>
+      <w:r>
+        <w:t xml:space="preserve"> de array, sino que se tiene el tipo de </w:t>
+      </w:r>
+      <w:proofErr w:type="spellStart"/>
+      <w:r>
+        <w:t>obj</w:t>
+      </w:r>
+      <w:proofErr w:type="spellEnd"/>
+      <w:r>
+        <w:t xml:space="preserve"> de lista, que es una colección de objetos. Con una lista no se pueden hacer el tipo de operaciones matemáticas que se hacen con los </w:t>
+      </w:r>
+      <w:proofErr w:type="spellStart"/>
+      <w:r>
+        <w:t>arrays</w:t>
+      </w:r>
+      <w:proofErr w:type="spellEnd"/>
+      <w:r>
+        <w:t xml:space="preserve">, que en otros </w:t>
+      </w:r>
+      <w:proofErr w:type="spellStart"/>
+      <w:r>
+        <w:t>leng</w:t>
+      </w:r>
+      <w:proofErr w:type="spellEnd"/>
+      <w:r>
+        <w:t xml:space="preserve"> existen como </w:t>
+      </w:r>
+      <w:proofErr w:type="spellStart"/>
+      <w:r>
+        <w:t>obj</w:t>
+      </w:r>
+      <w:proofErr w:type="spellEnd"/>
+      <w:r>
+        <w:t>.</w:t>
       </w:r>
     </w:p>
     <w:p/>
     <w:p>
       <w:r>
-        <w:t>Para poder realizar ops matemáticas sobre listas hay que instalar una librería como Numpy. Abajo se ve como convertir una lista a un array con Numpy</w:t>
-      </w:r>
+        <w:t xml:space="preserve">Para poder realizar </w:t>
+      </w:r>
+      <w:proofErr w:type="spellStart"/>
+      <w:r>
+        <w:t>ops</w:t>
+      </w:r>
+      <w:proofErr w:type="spellEnd"/>
+      <w:r>
+        <w:t xml:space="preserve"> matemáticas sobre listas hay que instalar una librería como </w:t>
+      </w:r>
+      <w:proofErr w:type="spellStart"/>
+      <w:r>
+        <w:t>Numpy</w:t>
+      </w:r>
+      <w:proofErr w:type="spellEnd"/>
+      <w:r>
+        <w:t xml:space="preserve">. Abajo se ve como convertir una lista a un array con </w:t>
+      </w:r>
+      <w:proofErr w:type="spellStart"/>
+      <w:r>
+        <w:t>Numpy</w:t>
+      </w:r>
+      <w:proofErr w:type="spellEnd"/>
     </w:p>
     <w:p>
       <w:r>
@@ -180,18 +241,107 @@
           <w:bCs/>
         </w:rPr>
       </w:pPr>
+      <w:proofErr w:type="spellStart"/>
       <w:r>
         <w:rPr>
           <w:b/>
           <w:bCs/>
         </w:rPr>
-        <w:t>Jupyter Lab</w:t>
+        <w:t>Jupyter</w:t>
+      </w:r>
+      <w:proofErr w:type="spellEnd"/>
+      <w:r>
+        <w:rPr>
+          <w:b/>
+          <w:bCs/>
+        </w:rPr>
+        <w:t xml:space="preserve"> Lab</w:t>
       </w:r>
     </w:p>
     <w:p/>
     <w:p>
       <w:r>
-        <w:t>Ver material adicional html y CSS para aprovechar jupyter lab ya que el jupyter usa markdown y Css</w:t>
+        <w:t xml:space="preserve">Ver material adicional </w:t>
+      </w:r>
+      <w:proofErr w:type="spellStart"/>
+      <w:r>
+        <w:t>html</w:t>
+      </w:r>
+      <w:proofErr w:type="spellEnd"/>
+      <w:r>
+        <w:t xml:space="preserve"> y CSS para aprovechar </w:t>
+      </w:r>
+      <w:proofErr w:type="spellStart"/>
+      <w:r>
+        <w:t>jupyter</w:t>
+      </w:r>
+      <w:proofErr w:type="spellEnd"/>
+      <w:r>
+        <w:t xml:space="preserve"> </w:t>
+      </w:r>
+      <w:proofErr w:type="spellStart"/>
+      <w:r>
+        <w:t>lab</w:t>
+      </w:r>
+      <w:proofErr w:type="spellEnd"/>
+      <w:r>
+        <w:t xml:space="preserve"> ya que el </w:t>
+      </w:r>
+      <w:proofErr w:type="spellStart"/>
+      <w:r>
+        <w:t>jupyter</w:t>
+      </w:r>
+      <w:proofErr w:type="spellEnd"/>
+      <w:r>
+        <w:t xml:space="preserve"> usa </w:t>
+      </w:r>
+      <w:proofErr w:type="spellStart"/>
+      <w:r>
+        <w:t>markdown</w:t>
+      </w:r>
+      <w:proofErr w:type="spellEnd"/>
+      <w:r>
+        <w:t xml:space="preserve"> y </w:t>
+      </w:r>
+      <w:proofErr w:type="spellStart"/>
+      <w:r>
+        <w:t>Css</w:t>
+      </w:r>
+      <w:proofErr w:type="spellEnd"/>
+    </w:p>
+    <w:p/>
+    <w:p/>
+    <w:p>
+      <w:pPr>
+        <w:rPr>
+          <w:b/>
+          <w:bCs/>
+        </w:rPr>
+      </w:pPr>
+      <w:r>
+        <w:rPr>
+          <w:b/>
+          <w:bCs/>
+        </w:rPr>
+        <w:t xml:space="preserve">Puertas </w:t>
+      </w:r>
+      <w:proofErr w:type="spellStart"/>
+      <w:r>
+        <w:rPr>
+          <w:b/>
+          <w:bCs/>
+        </w:rPr>
+        <w:t>Logicas</w:t>
+      </w:r>
+      <w:proofErr w:type="spellEnd"/>
+    </w:p>
+    <w:p/>
+    <w:p>
+      <w:r>
+        <w:t>Simulador circuitos lógicos: circuitverse.</w:t>
+      </w:r>
+      <w:r>
+        <w:t>org</w:t>
       </w:r>
     </w:p>
     <w:p/>

--- a/Python 3 - Nivel Inicial/Notas_clase_2.docx
+++ b/Python 3 - Nivel Inicial/Notas_clase_2.docx
@@ -72,75 +72,14 @@
     <w:p/>
     <w:p>
       <w:r>
-        <w:t xml:space="preserve">En Python no existe el tipo de </w:t>
-      </w:r>
-      <w:proofErr w:type="spellStart"/>
-      <w:r>
-        <w:t>obj</w:t>
-      </w:r>
-      <w:proofErr w:type="spellEnd"/>
-      <w:r>
-        <w:t xml:space="preserve"> de array, sino que se tiene el tipo de </w:t>
-      </w:r>
-      <w:proofErr w:type="spellStart"/>
-      <w:r>
-        <w:t>obj</w:t>
-      </w:r>
-      <w:proofErr w:type="spellEnd"/>
-      <w:r>
-        <w:t xml:space="preserve"> de lista, que es una colección de objetos. Con una lista no se pueden hacer el tipo de operaciones matemáticas que se hacen con los </w:t>
-      </w:r>
-      <w:proofErr w:type="spellStart"/>
-      <w:r>
-        <w:t>arrays</w:t>
-      </w:r>
-      <w:proofErr w:type="spellEnd"/>
-      <w:r>
-        <w:t xml:space="preserve">, que en otros </w:t>
-      </w:r>
-      <w:proofErr w:type="spellStart"/>
-      <w:r>
-        <w:t>leng</w:t>
-      </w:r>
-      <w:proofErr w:type="spellEnd"/>
-      <w:r>
-        <w:t xml:space="preserve"> existen como </w:t>
-      </w:r>
-      <w:proofErr w:type="spellStart"/>
-      <w:r>
-        <w:t>obj</w:t>
-      </w:r>
-      <w:proofErr w:type="spellEnd"/>
-      <w:r>
-        <w:t>.</w:t>
+        <w:t>En Python no existe el tipo de obj de array, sino que se tiene el tipo de obj de lista, que es una colección de objetos. Con una lista no se pueden hacer el tipo de operaciones matemáticas que se hacen con los arrays, que en otros leng existen como obj.</w:t>
       </w:r>
     </w:p>
     <w:p/>
     <w:p>
       <w:r>
-        <w:t xml:space="preserve">Para poder realizar </w:t>
-      </w:r>
-      <w:proofErr w:type="spellStart"/>
-      <w:r>
-        <w:t>ops</w:t>
-      </w:r>
-      <w:proofErr w:type="spellEnd"/>
-      <w:r>
-        <w:t xml:space="preserve"> matemáticas sobre listas hay que instalar una librería como </w:t>
-      </w:r>
-      <w:proofErr w:type="spellStart"/>
-      <w:r>
-        <w:t>Numpy</w:t>
-      </w:r>
-      <w:proofErr w:type="spellEnd"/>
-      <w:r>
-        <w:t xml:space="preserve">. Abajo se ve como convertir una lista a un array con </w:t>
-      </w:r>
-      <w:proofErr w:type="spellStart"/>
-      <w:r>
-        <w:t>Numpy</w:t>
-      </w:r>
-      <w:proofErr w:type="spellEnd"/>
+        <w:t>Para poder realizar ops matemáticas sobre listas hay que instalar una librería como Numpy. Abajo se ve como convertir una lista a un array con Numpy</w:t>
+      </w:r>
     </w:p>
     <w:p>
       <w:r>
@@ -241,73 +180,19 @@
           <w:bCs/>
         </w:rPr>
       </w:pPr>
-      <w:proofErr w:type="spellStart"/>
       <w:r>
         <w:rPr>
           <w:b/>
           <w:bCs/>
         </w:rPr>
-        <w:t>Jupyter</w:t>
-      </w:r>
-      <w:proofErr w:type="spellEnd"/>
-      <w:r>
-        <w:rPr>
-          <w:b/>
-          <w:bCs/>
-        </w:rPr>
-        <w:t xml:space="preserve"> Lab</w:t>
+        <w:t>Jupyter Lab</w:t>
       </w:r>
     </w:p>
     <w:p/>
     <w:p>
       <w:r>
-        <w:t xml:space="preserve">Ver material adicional </w:t>
-      </w:r>
-      <w:proofErr w:type="spellStart"/>
-      <w:r>
-        <w:t>html</w:t>
-      </w:r>
-      <w:proofErr w:type="spellEnd"/>
-      <w:r>
-        <w:t xml:space="preserve"> y CSS para aprovechar </w:t>
-      </w:r>
-      <w:proofErr w:type="spellStart"/>
-      <w:r>
-        <w:t>jupyter</w:t>
-      </w:r>
-      <w:proofErr w:type="spellEnd"/>
-      <w:r>
-        <w:t xml:space="preserve"> </w:t>
-      </w:r>
-      <w:proofErr w:type="spellStart"/>
-      <w:r>
-        <w:t>lab</w:t>
-      </w:r>
-      <w:proofErr w:type="spellEnd"/>
-      <w:r>
-        <w:t xml:space="preserve"> ya que el </w:t>
-      </w:r>
-      <w:proofErr w:type="spellStart"/>
-      <w:r>
-        <w:t>jupyter</w:t>
-      </w:r>
-      <w:proofErr w:type="spellEnd"/>
-      <w:r>
-        <w:t xml:space="preserve"> usa </w:t>
-      </w:r>
-      <w:proofErr w:type="spellStart"/>
-      <w:r>
-        <w:t>markdown</w:t>
-      </w:r>
-      <w:proofErr w:type="spellEnd"/>
-      <w:r>
-        <w:t xml:space="preserve"> y </w:t>
-      </w:r>
-      <w:proofErr w:type="spellStart"/>
-      <w:r>
-        <w:t>Css</w:t>
-      </w:r>
-      <w:proofErr w:type="spellEnd"/>
+        <w:t>Ver material adicional html y CSS para aprovechar jupyter lab ya que el jupyter usa markdown y Css</w:t>
+      </w:r>
     </w:p>
     <w:p/>
     <w:p/>
@@ -323,17 +208,8 @@
           <w:b/>
           <w:bCs/>
         </w:rPr>
-        <w:t xml:space="preserve">Puertas </w:t>
-      </w:r>
-      <w:proofErr w:type="spellStart"/>
-      <w:r>
-        <w:rPr>
-          <w:b/>
-          <w:bCs/>
-        </w:rPr>
-        <w:t>Logicas</w:t>
-      </w:r>
-      <w:proofErr w:type="spellEnd"/>
+        <w:t>Puertas Logicas</w:t>
+      </w:r>
     </w:p>
     <w:p/>
     <w:p>
@@ -342,6 +218,47 @@
       </w:r>
       <w:r>
         <w:t>org</w:t>
+      </w:r>
+    </w:p>
+    <w:p/>
+    <w:p>
+      <w:r>
+        <w:lastRenderedPageBreak/>
+        <w:drawing>
+          <wp:inline distT="0" distB="0" distL="0" distR="0" wp14:anchorId="04D80942" wp14:editId="1338B3BE">
+            <wp:extent cx="5400040" cy="4863465"/>
+            <wp:effectExtent l="0" t="0" r="0" b="0"/>
+            <wp:docPr id="1623455504" name="Imagen 1"/>
+            <wp:cNvGraphicFramePr>
+              <a:graphicFrameLocks xmlns:a="http://schemas.openxmlformats.org/drawingml/2006/main" noChangeAspect="1"/>
+            </wp:cNvGraphicFramePr>
+            <a:graphic xmlns:a="http://schemas.openxmlformats.org/drawingml/2006/main">
+              <a:graphicData uri="http://schemas.openxmlformats.org/drawingml/2006/picture">
+                <pic:pic xmlns:pic="http://schemas.openxmlformats.org/drawingml/2006/picture">
+                  <pic:nvPicPr>
+                    <pic:cNvPr id="1623455504" name=""/>
+                    <pic:cNvPicPr/>
+                  </pic:nvPicPr>
+                  <pic:blipFill>
+                    <a:blip r:embed="rId7"/>
+                    <a:stretch>
+                      <a:fillRect/>
+                    </a:stretch>
+                  </pic:blipFill>
+                  <pic:spPr>
+                    <a:xfrm>
+                      <a:off x="0" y="0"/>
+                      <a:ext cx="5400040" cy="4863465"/>
+                    </a:xfrm>
+                    <a:prstGeom prst="rect">
+                      <a:avLst/>
+                    </a:prstGeom>
+                  </pic:spPr>
+                </pic:pic>
+              </a:graphicData>
+            </a:graphic>
+          </wp:inline>
+        </w:drawing>
       </w:r>
     </w:p>
     <w:p/>

--- a/Python 3 - Nivel Inicial/Notas_clase_2.docx
+++ b/Python 3 - Nivel Inicial/Notas_clase_2.docx
@@ -72,14 +72,75 @@
     <w:p/>
     <w:p>
       <w:r>
-        <w:t>En Python no existe el tipo de obj de array, sino que se tiene el tipo de obj de lista, que es una colección de objetos. Con una lista no se pueden hacer el tipo de operaciones matemáticas que se hacen con los arrays, que en otros leng existen como obj.</w:t>
+        <w:t xml:space="preserve">En Python no existe el tipo de </w:t>
+      </w:r>
+      <w:proofErr w:type="spellStart"/>
+      <w:r>
+        <w:t>obj</w:t>
+      </w:r>
+      <w:proofErr w:type="spellEnd"/>
+      <w:r>
+        <w:t xml:space="preserve"> de array, sino que se tiene el tipo de </w:t>
+      </w:r>
+      <w:proofErr w:type="spellStart"/>
+      <w:r>
+        <w:t>obj</w:t>
+      </w:r>
+      <w:proofErr w:type="spellEnd"/>
+      <w:r>
+        <w:t xml:space="preserve"> de lista, que es una colección de objetos. Con una lista no se pueden hacer el tipo de operaciones matemáticas que se hacen con los </w:t>
+      </w:r>
+      <w:proofErr w:type="spellStart"/>
+      <w:r>
+        <w:t>arrays</w:t>
+      </w:r>
+      <w:proofErr w:type="spellEnd"/>
+      <w:r>
+        <w:t xml:space="preserve">, que en otros </w:t>
+      </w:r>
+      <w:proofErr w:type="spellStart"/>
+      <w:r>
+        <w:t>leng</w:t>
+      </w:r>
+      <w:proofErr w:type="spellEnd"/>
+      <w:r>
+        <w:t xml:space="preserve"> existen como </w:t>
+      </w:r>
+      <w:proofErr w:type="spellStart"/>
+      <w:r>
+        <w:t>obj</w:t>
+      </w:r>
+      <w:proofErr w:type="spellEnd"/>
+      <w:r>
+        <w:t>.</w:t>
       </w:r>
     </w:p>
     <w:p/>
     <w:p>
       <w:r>
-        <w:t>Para poder realizar ops matemáticas sobre listas hay que instalar una librería como Numpy. Abajo se ve como convertir una lista a un array con Numpy</w:t>
-      </w:r>
+        <w:t xml:space="preserve">Para poder realizar </w:t>
+      </w:r>
+      <w:proofErr w:type="spellStart"/>
+      <w:r>
+        <w:t>ops</w:t>
+      </w:r>
+      <w:proofErr w:type="spellEnd"/>
+      <w:r>
+        <w:t xml:space="preserve"> matemáticas sobre listas hay que instalar una librería como </w:t>
+      </w:r>
+      <w:proofErr w:type="spellStart"/>
+      <w:r>
+        <w:t>Numpy</w:t>
+      </w:r>
+      <w:proofErr w:type="spellEnd"/>
+      <w:r>
+        <w:t xml:space="preserve">. Abajo se ve como convertir una lista a un array con </w:t>
+      </w:r>
+      <w:proofErr w:type="spellStart"/>
+      <w:r>
+        <w:t>Numpy</w:t>
+      </w:r>
+      <w:proofErr w:type="spellEnd"/>
     </w:p>
     <w:p>
       <w:r>
@@ -180,19 +241,73 @@
           <w:bCs/>
         </w:rPr>
       </w:pPr>
-      <w:r>
-        <w:rPr>
-          <w:b/>
-          <w:bCs/>
-        </w:rPr>
-        <w:t>Jupyter Lab</w:t>
+      <w:proofErr w:type="spellStart"/>
+      <w:r>
+        <w:rPr>
+          <w:b/>
+          <w:bCs/>
+        </w:rPr>
+        <w:t>Jupyter</w:t>
+      </w:r>
+      <w:proofErr w:type="spellEnd"/>
+      <w:r>
+        <w:rPr>
+          <w:b/>
+          <w:bCs/>
+        </w:rPr>
+        <w:t xml:space="preserve"> Lab</w:t>
       </w:r>
     </w:p>
     <w:p/>
     <w:p>
       <w:r>
-        <w:t>Ver material adicional html y CSS para aprovechar jupyter lab ya que el jupyter usa markdown y Css</w:t>
-      </w:r>
+        <w:t xml:space="preserve">Ver material adicional </w:t>
+      </w:r>
+      <w:proofErr w:type="spellStart"/>
+      <w:r>
+        <w:t>html</w:t>
+      </w:r>
+      <w:proofErr w:type="spellEnd"/>
+      <w:r>
+        <w:t xml:space="preserve"> y CSS para aprovechar </w:t>
+      </w:r>
+      <w:proofErr w:type="spellStart"/>
+      <w:r>
+        <w:t>jupyter</w:t>
+      </w:r>
+      <w:proofErr w:type="spellEnd"/>
+      <w:r>
+        <w:t xml:space="preserve"> </w:t>
+      </w:r>
+      <w:proofErr w:type="spellStart"/>
+      <w:r>
+        <w:t>lab</w:t>
+      </w:r>
+      <w:proofErr w:type="spellEnd"/>
+      <w:r>
+        <w:t xml:space="preserve"> ya que el </w:t>
+      </w:r>
+      <w:proofErr w:type="spellStart"/>
+      <w:r>
+        <w:t>jupyter</w:t>
+      </w:r>
+      <w:proofErr w:type="spellEnd"/>
+      <w:r>
+        <w:t xml:space="preserve"> usa </w:t>
+      </w:r>
+      <w:proofErr w:type="spellStart"/>
+      <w:r>
+        <w:t>markdown</w:t>
+      </w:r>
+      <w:proofErr w:type="spellEnd"/>
+      <w:r>
+        <w:t xml:space="preserve"> y </w:t>
+      </w:r>
+      <w:proofErr w:type="spellStart"/>
+      <w:r>
+        <w:t>Css</w:t>
+      </w:r>
+      <w:proofErr w:type="spellEnd"/>
     </w:p>
     <w:p/>
     <w:p/>
@@ -203,12 +318,138 @@
           <w:bCs/>
         </w:rPr>
       </w:pPr>
-      <w:r>
-        <w:rPr>
-          <w:b/>
-          <w:bCs/>
-        </w:rPr>
-        <w:t>Puertas Logicas</w:t>
+    </w:p>
+    <w:p>
+      <w:pPr>
+        <w:rPr>
+          <w:b/>
+          <w:bCs/>
+        </w:rPr>
+      </w:pPr>
+    </w:p>
+    <w:p>
+      <w:pPr>
+        <w:rPr>
+          <w:b/>
+          <w:bCs/>
+        </w:rPr>
+      </w:pPr>
+    </w:p>
+    <w:p>
+      <w:pPr>
+        <w:rPr>
+          <w:b/>
+          <w:bCs/>
+        </w:rPr>
+      </w:pPr>
+    </w:p>
+    <w:p>
+      <w:pPr>
+        <w:rPr>
+          <w:b/>
+          <w:bCs/>
+        </w:rPr>
+      </w:pPr>
+    </w:p>
+    <w:p>
+      <w:pPr>
+        <w:rPr>
+          <w:b/>
+          <w:bCs/>
+        </w:rPr>
+      </w:pPr>
+    </w:p>
+    <w:p>
+      <w:pPr>
+        <w:rPr>
+          <w:b/>
+          <w:bCs/>
+        </w:rPr>
+      </w:pPr>
+    </w:p>
+    <w:p>
+      <w:pPr>
+        <w:rPr>
+          <w:b/>
+          <w:bCs/>
+        </w:rPr>
+      </w:pPr>
+    </w:p>
+    <w:p>
+      <w:pPr>
+        <w:rPr>
+          <w:b/>
+          <w:bCs/>
+        </w:rPr>
+      </w:pPr>
+    </w:p>
+    <w:p>
+      <w:pPr>
+        <w:rPr>
+          <w:b/>
+          <w:bCs/>
+        </w:rPr>
+      </w:pPr>
+    </w:p>
+    <w:p>
+      <w:pPr>
+        <w:rPr>
+          <w:b/>
+          <w:bCs/>
+        </w:rPr>
+      </w:pPr>
+    </w:p>
+    <w:p>
+      <w:pPr>
+        <w:rPr>
+          <w:b/>
+          <w:bCs/>
+        </w:rPr>
+      </w:pPr>
+    </w:p>
+    <w:p>
+      <w:pPr>
+        <w:rPr>
+          <w:b/>
+          <w:bCs/>
+        </w:rPr>
+      </w:pPr>
+      <w:r>
+        <w:rPr>
+          <w:b/>
+          <w:bCs/>
+        </w:rPr>
+        <w:lastRenderedPageBreak/>
+        <w:t xml:space="preserve">Puertas </w:t>
+      </w:r>
+      <w:proofErr w:type="spellStart"/>
+      <w:r>
+        <w:rPr>
+          <w:b/>
+          <w:bCs/>
+        </w:rPr>
+        <w:t>Logicas</w:t>
+      </w:r>
+      <w:proofErr w:type="spellEnd"/>
+      <w:r>
+        <w:rPr>
+          <w:b/>
+          <w:bCs/>
+        </w:rPr>
+        <w:t xml:space="preserve"> (ADN OR)</w:t>
+      </w:r>
+    </w:p>
+    <w:p>
+      <w:pPr>
+        <w:rPr>
+          <w:b/>
+          <w:bCs/>
+        </w:rPr>
+      </w:pPr>
+    </w:p>
+    <w:p>
+      <w:r>
+        <w:t>Se usan en electrónica y son el fundamento de los condicionales en programación</w:t>
       </w:r>
     </w:p>
     <w:p/>
@@ -223,7 +464,9 @@
     <w:p/>
     <w:p>
       <w:r>
-        <w:lastRenderedPageBreak/>
+        <w:rPr>
+          <w:noProof/>
+        </w:rPr>
         <w:drawing>
           <wp:inline distT="0" distB="0" distL="0" distR="0" wp14:anchorId="04D80942" wp14:editId="1338B3BE">
             <wp:extent cx="5400040" cy="4863465"/>
